--- a/benchmark/outputs/gold/form_004_A.docx
+++ b/benchmark/outputs/gold/form_004_A.docx
@@ -17,12 +17,12 @@
         <w:autoSpaceDE w:val="0"/>
         <w:widowControl/>
         <w:spacing w:line="318" w:lineRule="exact" w:before="96" w:after="384"/>
-        <w:ind w:left="3312" w:right="3312" w:firstLine="0"/>
+        <w:ind w:firstLine="0"/>
         <w:jc w:val="center"/>
       </w:pPr>
       <w:r>
         <w:rPr>
-          <w:rFonts w:ascii="Helvetica" w:hAnsi="Helvetica" w:eastAsia="Helvetica"/>
+          <w:rFonts w:ascii="Arial" w:hAnsi="Arial" w:eastAsia="Helvetica"/>
           <w:b/>
           <w:i w:val="0"/>
           <w:color w:val="1E1E23"/>
@@ -35,7 +35,7 @@
       </w:r>
       <w:r>
         <w:rPr>
-          <w:rFonts w:ascii="Helvetica" w:hAnsi="Helvetica" w:eastAsia="Helvetica"/>
+          <w:rFonts w:ascii="Arial" w:hAnsi="Arial" w:eastAsia="Helvetica"/>
           <w:b w:val="0"/>
           <w:i w:val="0"/>
           <w:color w:val="72727A"/>
@@ -84,7 +84,7 @@
             </w:pPr>
             <w:r>
               <w:rPr>
-                <w:rFonts w:ascii="Helvetica" w:hAnsi="Helvetica" w:eastAsia="Helvetica"/>
+                <w:rFonts w:ascii="Arial" w:hAnsi="Arial" w:eastAsia="Helvetica"/>
                 <w:b w:val="0"/>
                 <w:i w:val="0"/>
                 <w:color w:val="1E1E23"/>
@@ -119,7 +119,7 @@
             </w:pPr>
             <w:r>
               <w:rPr>
-                <w:rFonts w:ascii="Helvetica" w:hAnsi="Helvetica" w:eastAsia="Helvetica"/>
+                <w:rFonts w:ascii="Arial" w:hAnsi="Arial" w:eastAsia="Helvetica"/>
                 <w:b w:val="0"/>
                 <w:i w:val="0"/>
                 <w:color w:val="1E1E23"/>
@@ -159,7 +159,7 @@
             </w:pPr>
             <w:r>
               <w:rPr>
-                <w:rFonts w:ascii="Helvetica" w:hAnsi="Helvetica" w:eastAsia="Helvetica"/>
+                <w:rFonts w:ascii="Arial" w:hAnsi="Arial" w:eastAsia="Helvetica"/>
                 <w:b w:val="0"/>
                 <w:i w:val="0"/>
                 <w:color w:val="1E1E23"/>
@@ -194,7 +194,7 @@
             </w:pPr>
             <w:r>
               <w:rPr>
-                <w:rFonts w:ascii="Helvetica" w:hAnsi="Helvetica" w:eastAsia="Helvetica"/>
+                <w:rFonts w:ascii="Arial" w:hAnsi="Arial" w:eastAsia="Helvetica"/>
                 <w:b w:val="0"/>
                 <w:i w:val="0"/>
                 <w:color w:val="1E1E23"/>
@@ -234,7 +234,7 @@
             </w:pPr>
             <w:r>
               <w:rPr>
-                <w:rFonts w:ascii="Helvetica" w:hAnsi="Helvetica" w:eastAsia="Helvetica"/>
+                <w:rFonts w:ascii="Arial" w:hAnsi="Arial" w:eastAsia="Helvetica"/>
                 <w:b w:val="0"/>
                 <w:i w:val="0"/>
                 <w:color w:val="1E1E23"/>
@@ -269,7 +269,7 @@
             </w:pPr>
             <w:r>
               <w:rPr>
-                <w:rFonts w:ascii="Helvetica" w:hAnsi="Helvetica" w:eastAsia="Helvetica"/>
+                <w:rFonts w:ascii="Arial" w:hAnsi="Arial" w:eastAsia="Helvetica"/>
                 <w:b w:val="0"/>
                 <w:i w:val="0"/>
                 <w:color w:val="1E1E23"/>
@@ -309,7 +309,7 @@
             </w:pPr>
             <w:r>
               <w:rPr>
-                <w:rFonts w:ascii="Helvetica" w:hAnsi="Helvetica" w:eastAsia="Helvetica"/>
+                <w:rFonts w:ascii="Arial" w:hAnsi="Arial" w:eastAsia="Helvetica"/>
                 <w:b w:val="0"/>
                 <w:i w:val="0"/>
                 <w:color w:val="1E1E23"/>
@@ -344,7 +344,7 @@
             </w:pPr>
             <w:r>
               <w:rPr>
-                <w:rFonts w:ascii="Helvetica" w:hAnsi="Helvetica" w:eastAsia="Helvetica"/>
+                <w:rFonts w:ascii="Arial" w:hAnsi="Arial" w:eastAsia="Helvetica"/>
                 <w:b w:val="0"/>
                 <w:i w:val="0"/>
                 <w:color w:val="1E1E23"/>
@@ -384,7 +384,7 @@
             </w:pPr>
             <w:r>
               <w:rPr>
-                <w:rFonts w:ascii="Helvetica" w:hAnsi="Helvetica" w:eastAsia="Helvetica"/>
+                <w:rFonts w:ascii="Arial" w:hAnsi="Arial" w:eastAsia="Helvetica"/>
                 <w:b w:val="0"/>
                 <w:i w:val="0"/>
                 <w:color w:val="1E1E23"/>
@@ -419,7 +419,7 @@
             </w:pPr>
             <w:r>
               <w:rPr>
-                <w:rFonts w:ascii="Helvetica" w:hAnsi="Helvetica" w:eastAsia="Helvetica"/>
+                <w:rFonts w:ascii="Arial" w:hAnsi="Arial" w:eastAsia="Helvetica"/>
                 <w:b w:val="0"/>
                 <w:i w:val="0"/>
                 <w:color w:val="1E1E23"/>
@@ -459,7 +459,7 @@
             </w:pPr>
             <w:r>
               <w:rPr>
-                <w:rFonts w:ascii="Helvetica" w:hAnsi="Helvetica" w:eastAsia="Helvetica"/>
+                <w:rFonts w:ascii="Arial" w:hAnsi="Arial" w:eastAsia="Helvetica"/>
                 <w:b w:val="0"/>
                 <w:i w:val="0"/>
                 <w:color w:val="1E1E23"/>
@@ -494,7 +494,7 @@
             </w:pPr>
             <w:r>
               <w:rPr>
-                <w:rFonts w:ascii="Helvetica" w:hAnsi="Helvetica" w:eastAsia="Helvetica"/>
+                <w:rFonts w:ascii="Arial" w:hAnsi="Arial" w:eastAsia="Helvetica"/>
                 <w:b w:val="0"/>
                 <w:i w:val="0"/>
                 <w:color w:val="1E1E23"/>
@@ -534,7 +534,7 @@
             </w:pPr>
             <w:r>
               <w:rPr>
-                <w:rFonts w:ascii="Helvetica" w:hAnsi="Helvetica" w:eastAsia="Helvetica"/>
+                <w:rFonts w:ascii="Arial" w:hAnsi="Arial" w:eastAsia="Helvetica"/>
                 <w:b w:val="0"/>
                 <w:i w:val="0"/>
                 <w:color w:val="1E1E23"/>
@@ -569,7 +569,7 @@
             </w:pPr>
             <w:r>
               <w:rPr>
-                <w:rFonts w:ascii="Helvetica" w:hAnsi="Helvetica" w:eastAsia="Helvetica"/>
+                <w:rFonts w:ascii="Arial" w:hAnsi="Arial" w:eastAsia="Helvetica"/>
                 <w:b w:val="0"/>
                 <w:i w:val="0"/>
                 <w:color w:val="1E1E23"/>
@@ -609,7 +609,7 @@
             </w:pPr>
             <w:r>
               <w:rPr>
-                <w:rFonts w:ascii="Helvetica" w:hAnsi="Helvetica" w:eastAsia="Helvetica"/>
+                <w:rFonts w:ascii="Arial" w:hAnsi="Arial" w:eastAsia="Helvetica"/>
                 <w:b w:val="0"/>
                 <w:i w:val="0"/>
                 <w:color w:val="1E1E23"/>
@@ -644,7 +644,7 @@
             </w:pPr>
             <w:r>
               <w:rPr>
-                <w:rFonts w:ascii="Helvetica" w:hAnsi="Helvetica" w:eastAsia="Helvetica"/>
+                <w:rFonts w:ascii="Arial" w:hAnsi="Arial" w:eastAsia="Helvetica"/>
                 <w:b w:val="0"/>
                 <w:i w:val="0"/>
                 <w:color w:val="1E1E23"/>
@@ -684,7 +684,7 @@
             </w:pPr>
             <w:r>
               <w:rPr>
-                <w:rFonts w:ascii="Helvetica" w:hAnsi="Helvetica" w:eastAsia="Helvetica"/>
+                <w:rFonts w:ascii="Arial" w:hAnsi="Arial" w:eastAsia="Helvetica"/>
                 <w:b w:val="0"/>
                 <w:i w:val="0"/>
                 <w:color w:val="1E1E23"/>
@@ -719,7 +719,7 @@
             </w:pPr>
             <w:r>
               <w:rPr>
-                <w:rFonts w:ascii="Helvetica" w:hAnsi="Helvetica" w:eastAsia="Helvetica"/>
+                <w:rFonts w:ascii="Arial" w:hAnsi="Arial" w:eastAsia="Helvetica"/>
                 <w:b w:val="0"/>
                 <w:i w:val="0"/>
                 <w:color w:val="1E1E23"/>
@@ -759,7 +759,7 @@
             </w:pPr>
             <w:r>
               <w:rPr>
-                <w:rFonts w:ascii="Helvetica" w:hAnsi="Helvetica" w:eastAsia="Helvetica"/>
+                <w:rFonts w:ascii="Arial" w:hAnsi="Arial" w:eastAsia="Helvetica"/>
                 <w:b w:val="0"/>
                 <w:i w:val="0"/>
                 <w:color w:val="1E1E23"/>
@@ -794,7 +794,7 @@
             </w:pPr>
             <w:r>
               <w:rPr>
-                <w:rFonts w:ascii="Helvetica" w:hAnsi="Helvetica" w:eastAsia="Helvetica"/>
+                <w:rFonts w:ascii="Arial" w:hAnsi="Arial" w:eastAsia="Helvetica"/>
                 <w:b w:val="0"/>
                 <w:i w:val="0"/>
                 <w:color w:val="1E1E23"/>
